--- a/Backend/Director_Disclosure/Output_Disclosures/2024-25/ADANI_POWER_RAJASTHAN_LIMITED/DIR-8/DIR8_Sushama_Oza_07145540.docx
+++ b/Backend/Director_Disclosure/Output_Disclosures/2024-25/ADANI_POWER_RAJASTHAN_LIMITED/DIR-8/DIR8_Sushama_Oza_07145540.docx
@@ -189,7 +189,7 @@
           <w:b w:val="0"/>
           <w:sz w:val="23"/>
         </w:rPr>
-        <w:t>I, Sushama Oza, son/daughter of Mr. {{FATHER_NAME}}, resident of G-2, Chitrakut Appartments, 36 Suvarnapuri Society, Off. Jetalpur Road, Vadodara - 390 007, Gujarat, India, India hereby give notice that I am/was a Director in the following companies during the last three years:-</w:t>
+        <w:t>I, SUSHAMA OZA, son/daughter of Mr. Mr. Vishnuram Jatashankar Trivedi, resident of G-2, Chitrakut Appartments, 36 Suvarnapuri Society, Off. Jetalpur Road, Vadodara - 390 007, Gujarat, India, India hereby give notice that I am/was a Director in the following companies during the last three years:-</w:t>
       </w:r>
     </w:p>
     <w:p>
@@ -340,6 +340,76 @@
                 <w:b w:val="0"/>
                 <w:sz w:val="23"/>
               </w:rPr>
+              <w:t>KORBA POWER LIMITED</w:t>
+            </w:r>
+          </w:p>
+        </w:tc>
+        <w:tc>
+          <w:tcPr>
+            <w:tcW w:type="dxa" w:w="2610"/>
+          </w:tcPr>
+          <w:p>
+            <w:pPr>
+              <w:spacing w:after="0"/>
+              <w:jc w:val="center"/>
+            </w:pPr>
+            <w:r>
+              <w:rPr>
+                <w:rFonts w:ascii="Adani" w:hAnsi="Adani" w:eastAsia="Adani" w:cs="Adani"/>
+                <w:b w:val="0"/>
+                <w:sz w:val="23"/>
+              </w:rPr>
+              <w:t>25/06/2025</w:t>
+            </w:r>
+          </w:p>
+        </w:tc>
+        <w:tc>
+          <w:tcPr>
+            <w:tcW w:type="dxa" w:w="2250"/>
+          </w:tcPr>
+          <w:p>
+            <w:pPr>
+              <w:spacing w:after="0"/>
+              <w:jc w:val="center"/>
+            </w:pPr>
+          </w:p>
+        </w:tc>
+      </w:tr>
+      <w:tr>
+        <w:tc>
+          <w:tcPr>
+            <w:tcW w:type="dxa" w:w="636"/>
+          </w:tcPr>
+          <w:p>
+            <w:pPr>
+              <w:spacing w:after="0"/>
+              <w:ind w:left="360"/>
+            </w:pPr>
+            <w:r>
+              <w:rPr>
+                <w:rFonts w:ascii="Adani" w:hAnsi="Adani" w:eastAsia="Adani" w:cs="Adani"/>
+                <w:b w:val="0"/>
+                <w:sz w:val="23"/>
+              </w:rPr>
+              <w:t>2</w:t>
+            </w:r>
+          </w:p>
+        </w:tc>
+        <w:tc>
+          <w:tcPr>
+            <w:tcW w:type="dxa" w:w="3864"/>
+          </w:tcPr>
+          <w:p>
+            <w:pPr>
+              <w:spacing w:after="0"/>
+              <w:jc w:val="both"/>
+            </w:pPr>
+            <w:r>
+              <w:rPr>
+                <w:rFonts w:ascii="Adani" w:hAnsi="Adani" w:eastAsia="Adani" w:cs="Adani"/>
+                <w:b w:val="0"/>
+                <w:sz w:val="23"/>
+              </w:rPr>
               <w:t>ADIMAHESH SEVA FOUNDATION</w:t>
             </w:r>
           </w:p>
@@ -391,7 +461,7 @@
                 <w:b w:val="0"/>
                 <w:sz w:val="23"/>
               </w:rPr>
-              <w:t>2</w:t>
+              <w:t>3</w:t>
             </w:r>
           </w:p>
         </w:tc>
@@ -461,7 +531,7 @@
                 <w:b w:val="0"/>
                 <w:sz w:val="23"/>
               </w:rPr>
-              <w:t>3</w:t>
+              <w:t>4</w:t>
             </w:r>
           </w:p>
         </w:tc>
@@ -531,7 +601,7 @@
                 <w:b w:val="0"/>
                 <w:sz w:val="23"/>
               </w:rPr>
-              <w:t>4</w:t>
+              <w:t>5</w:t>
             </w:r>
           </w:p>
         </w:tc>
@@ -601,7 +671,7 @@
                 <w:b w:val="0"/>
                 <w:sz w:val="23"/>
               </w:rPr>
-              <w:t>5</w:t>
+              <w:t>6</w:t>
             </w:r>
           </w:p>
         </w:tc>
@@ -671,7 +741,7 @@
                 <w:b w:val="0"/>
                 <w:sz w:val="23"/>
               </w:rPr>
-              <w:t>6</w:t>
+              <w:t>7</w:t>
             </w:r>
           </w:p>
         </w:tc>
@@ -741,7 +811,7 @@
                 <w:b w:val="0"/>
                 <w:sz w:val="23"/>
               </w:rPr>
-              <w:t>7</w:t>
+              <w:t>8</w:t>
             </w:r>
           </w:p>
         </w:tc>
@@ -811,7 +881,7 @@
                 <w:b w:val="0"/>
                 <w:sz w:val="23"/>
               </w:rPr>
-              <w:t>8</w:t>
+              <w:t>9</w:t>
             </w:r>
           </w:p>
         </w:tc>
@@ -881,7 +951,7 @@
                 <w:b w:val="0"/>
                 <w:sz w:val="23"/>
               </w:rPr>
-              <w:t>9</w:t>
+              <w:t>10</w:t>
             </w:r>
           </w:p>
         </w:tc>
@@ -951,7 +1021,77 @@
                 <w:b w:val="0"/>
                 <w:sz w:val="23"/>
               </w:rPr>
-              <w:t>10</w:t>
+              <w:t>11</w:t>
+            </w:r>
+          </w:p>
+        </w:tc>
+        <w:tc>
+          <w:tcPr>
+            <w:tcW w:type="dxa" w:w="3864"/>
+          </w:tcPr>
+          <w:p>
+            <w:pPr>
+              <w:spacing w:after="0"/>
+              <w:jc w:val="both"/>
+            </w:pPr>
+            <w:r>
+              <w:rPr>
+                <w:rFonts w:ascii="Adani" w:hAnsi="Adani" w:eastAsia="Adani" w:cs="Adani"/>
+                <w:b w:val="0"/>
+                <w:sz w:val="23"/>
+              </w:rPr>
+              <w:t>ADANI POWER MAHARASHTRA LIMITED</w:t>
+            </w:r>
+          </w:p>
+        </w:tc>
+        <w:tc>
+          <w:tcPr>
+            <w:tcW w:type="dxa" w:w="2610"/>
+          </w:tcPr>
+          <w:p>
+            <w:pPr>
+              <w:spacing w:after="0"/>
+              <w:jc w:val="center"/>
+            </w:pPr>
+            <w:r>
+              <w:rPr>
+                <w:rFonts w:ascii="Adani" w:hAnsi="Adani" w:eastAsia="Adani" w:cs="Adani"/>
+                <w:b w:val="0"/>
+                <w:sz w:val="23"/>
+              </w:rPr>
+              <w:t>31/03/2015</w:t>
+            </w:r>
+          </w:p>
+        </w:tc>
+        <w:tc>
+          <w:tcPr>
+            <w:tcW w:type="dxa" w:w="2250"/>
+          </w:tcPr>
+          <w:p>
+            <w:pPr>
+              <w:spacing w:after="0"/>
+              <w:jc w:val="center"/>
+            </w:pPr>
+          </w:p>
+        </w:tc>
+      </w:tr>
+      <w:tr>
+        <w:tc>
+          <w:tcPr>
+            <w:tcW w:type="dxa" w:w="636"/>
+          </w:tcPr>
+          <w:p>
+            <w:pPr>
+              <w:spacing w:after="0"/>
+              <w:ind w:left="360"/>
+            </w:pPr>
+            <w:r>
+              <w:rPr>
+                <w:rFonts w:ascii="Adani" w:hAnsi="Adani" w:eastAsia="Adani" w:cs="Adani"/>
+                <w:b w:val="0"/>
+                <w:sz w:val="23"/>
+              </w:rPr>
+              <w:t>12</w:t>
             </w:r>
           </w:p>
         </w:tc>
@@ -971,6 +1111,76 @@
                 <w:sz w:val="23"/>
               </w:rPr>
               <w:t>KRISHNAPATNAM OILS &amp; FATS PRIVATE LIMITED</w:t>
+            </w:r>
+          </w:p>
+        </w:tc>
+        <w:tc>
+          <w:tcPr>
+            <w:tcW w:type="dxa" w:w="2610"/>
+          </w:tcPr>
+          <w:p>
+            <w:pPr>
+              <w:spacing w:after="0"/>
+              <w:jc w:val="center"/>
+            </w:pPr>
+            <w:r>
+              <w:rPr>
+                <w:rFonts w:ascii="Adani" w:hAnsi="Adani" w:eastAsia="Adani" w:cs="Adani"/>
+                <w:b w:val="0"/>
+                <w:sz w:val="23"/>
+              </w:rPr>
+              <w:t>31/03/2015</w:t>
+            </w:r>
+          </w:p>
+        </w:tc>
+        <w:tc>
+          <w:tcPr>
+            <w:tcW w:type="dxa" w:w="2250"/>
+          </w:tcPr>
+          <w:p>
+            <w:pPr>
+              <w:spacing w:after="0"/>
+              <w:jc w:val="center"/>
+            </w:pPr>
+          </w:p>
+        </w:tc>
+      </w:tr>
+      <w:tr>
+        <w:tc>
+          <w:tcPr>
+            <w:tcW w:type="dxa" w:w="636"/>
+          </w:tcPr>
+          <w:p>
+            <w:pPr>
+              <w:spacing w:after="0"/>
+              <w:ind w:left="360"/>
+            </w:pPr>
+            <w:r>
+              <w:rPr>
+                <w:rFonts w:ascii="Adani" w:hAnsi="Adani" w:eastAsia="Adani" w:cs="Adani"/>
+                <w:b w:val="0"/>
+                <w:sz w:val="23"/>
+              </w:rPr>
+              <w:t>13</w:t>
+            </w:r>
+          </w:p>
+        </w:tc>
+        <w:tc>
+          <w:tcPr>
+            <w:tcW w:type="dxa" w:w="3864"/>
+          </w:tcPr>
+          <w:p>
+            <w:pPr>
+              <w:spacing w:after="0"/>
+              <w:jc w:val="both"/>
+            </w:pPr>
+            <w:r>
+              <w:rPr>
+                <w:rFonts w:ascii="Adani" w:hAnsi="Adani" w:eastAsia="Adani" w:cs="Adani"/>
+                <w:b w:val="0"/>
+                <w:sz w:val="23"/>
+              </w:rPr>
+              <w:t>ADANI POWER RAJASTHAN LIMITED</w:t>
             </w:r>
           </w:p>
         </w:tc>
@@ -1061,7 +1271,7 @@
         </w:rPr>
         <w:t xml:space="preserve">Name           </w:t>
         <w:tab/>
-        <w:t xml:space="preserve">:  Sushama Oza</w:t>
+        <w:t xml:space="preserve">:  SUSHAMA OZA</w:t>
       </w:r>
     </w:p>
     <w:p>
@@ -1105,7 +1315,7 @@
           <w:b w:val="0"/>
           <w:sz w:val="23"/>
         </w:rPr>
-        <w:t xml:space="preserve">Date: 07th May, 2026</w:t>
+        <w:t xml:space="preserve">Date: 15th May, 2026</w:t>
         <w:tab/>
       </w:r>
     </w:p>
